--- a/data/smoke/reports/baseline-week1-2026-09-18.docx
+++ b/data/smoke/reports/baseline-week1-2026-09-18.docx
@@ -1537,7 +1537,7 @@
         <w:tc>
           <w:p>
             <w:r>
-              <w:t xml:space="preserve">/:12 /market/golf:6 /market/condo:6 /guide/golf:9 /faq:8 /about:3 /blog:1 /apply:0 /golf/88%EC%BB%A8%ED%8A%B8%EB%A6%AC%ED%81%B4%EB%9F%BD:6 /blog/post-tljrx6-3:3</w:t>
+              <w:t xml:space="preserve">/:12 /market/golf:6 /market/condo:6 /guide/golf:9 /faq:8 /about:3 /blog:1 /apply:0 /golf/88%EC%BB%A8%ED%8A%B8%EB%A6%AC%ED%81%B4%EB%9F%BD:6 /blog/post-tlju6b-3:3</w:t>
             </w:r>
           </w:p>
         </w:tc>
@@ -1652,7 +1652,7 @@
         <w:tc>
           <w:p>
             <w:r>
-              <w:t xml:space="preserve">/:9872 /market/golf:5566 /market/condo:2615 /guide/golf:3460 /faq:2887 /about:2413 /blog:3051 /apply:1714 /golf/88%EC%BB%A8%ED%8A%B8%EB%A6%AC%ED%81%B4%EB%9F%BD:2759 /blog/post-tljrx6-3:2703</w:t>
+              <w:t xml:space="preserve">/:9880 /market/golf:5566 /market/condo:2615 /guide/golf:3460 /faq:2887 /about:2413 /blog:3051 /apply:1714 /golf/88%EC%BB%A8%ED%8A%B8%EB%A6%AC%ED%81%B4%EB%9F%BD:2766 /blog/post-tlju6b-3:2703</w:t>
             </w:r>
           </w:p>
         </w:tc>
